--- a/MongoDB_Interview_Questions.docx
+++ b/MongoDB_Interview_Questions.docx
@@ -330,53 +330,165 @@
     </w:p>
     <w:p>
       <w:pPr>
-        <w:numPr>
-          <w:ilvl w:val="0"/>
-          <w:numId w:val="14"/>
-        </w:numPr>
-        <w:spacing w:before="100" w:beforeAutospacing="1" w:after="100" w:afterAutospacing="1"/>
-        <w:ind w:left="450" w:hanging="450"/>
-        <w:rPr>
-          <w:rFonts w:ascii="Times New Roman" w:eastAsia="Times New Roman" w:hAnsi="Times New Roman" w:cs="Times New Roman"/>
-          <w:sz w:val="24"/>
-          <w:szCs w:val="24"/>
-        </w:rPr>
-      </w:pPr>
-      <w:r>
-        <w:rPr>
-          <w:rFonts w:ascii="Times New Roman" w:eastAsia="Times New Roman" w:hAnsi="Times New Roman" w:cs="Times New Roman"/>
-          <w:b/>
-          <w:bCs/>
-          <w:sz w:val="24"/>
-          <w:szCs w:val="24"/>
-        </w:rPr>
-        <w:t>Answer:</w:t>
-      </w:r>
-      <w:r>
-        <w:rPr>
-          <w:rFonts w:ascii="Times New Roman" w:eastAsia="Times New Roman" w:hAnsi="Times New Roman" w:cs="Times New Roman"/>
-          <w:sz w:val="24"/>
-          <w:szCs w:val="24"/>
-        </w:rPr>
-        <w:t xml:space="preserve"> The primary purpose of a database is </w:t>
+        <w:pStyle w:val="NormalWeb"/>
+      </w:pPr>
+      <w:r>
+        <w:t>A database is an organized collection of data that’s stored so it can be easily accessed, managed, and updated. Its main purposes are:</w:t>
+      </w:r>
+    </w:p>
+    <w:p>
+      <w:pPr>
+        <w:pStyle w:val="NormalWeb"/>
+      </w:pPr>
+      <w:r>
+        <w:rPr>
+          <w:rStyle w:val="Strong"/>
+        </w:rPr>
+        <w:t>1. Storing data reliably</w:t>
+      </w:r>
+      <w:r>
+        <w:br/>
       </w:r>
       <w:proofErr w:type="gramStart"/>
       <w:r>
-        <w:rPr>
-          <w:rFonts w:ascii="Times New Roman" w:eastAsia="Times New Roman" w:hAnsi="Times New Roman" w:cs="Times New Roman"/>
-          <w:sz w:val="24"/>
-          <w:szCs w:val="24"/>
-        </w:rPr>
-        <w:t>to</w:t>
+        <w:t>It</w:t>
       </w:r>
       <w:proofErr w:type="gramEnd"/>
       <w:r>
-        <w:rPr>
-          <w:rFonts w:ascii="Times New Roman" w:eastAsia="Times New Roman" w:hAnsi="Times New Roman" w:cs="Times New Roman"/>
-          <w:sz w:val="24"/>
-          <w:szCs w:val="24"/>
-        </w:rPr>
-        <w:t xml:space="preserve"> systematically and securely store, organize, manage, retrieve, and manipulate large volumes of data. It ensures data integrity, fast querying, concurrent access by multiple users, and secure backups compared to storing data in flat files.</w:t>
+        <w:t xml:space="preserve"> keeps information safely and persistently, so it isn’t lost when a program closes or a computer restarts.</w:t>
+      </w:r>
+    </w:p>
+    <w:p>
+      <w:pPr>
+        <w:pStyle w:val="NormalWeb"/>
+      </w:pPr>
+      <w:r>
+        <w:rPr>
+          <w:rStyle w:val="Strong"/>
+        </w:rPr>
+        <w:t>2. Organizing data</w:t>
+      </w:r>
+      <w:r>
+        <w:br/>
+      </w:r>
+      <w:proofErr w:type="spellStart"/>
+      <w:r>
+        <w:t>Data</w:t>
+      </w:r>
+      <w:proofErr w:type="spellEnd"/>
+      <w:r>
+        <w:t xml:space="preserve"> is structured (for example, in tables with rows and columns) so that related information is grouped logically instead of scattered across files.</w:t>
+      </w:r>
+    </w:p>
+    <w:p>
+      <w:pPr>
+        <w:pStyle w:val="NormalWeb"/>
+      </w:pPr>
+      <w:r>
+        <w:rPr>
+          <w:rStyle w:val="Strong"/>
+        </w:rPr>
+        <w:t>3. Retrieving data quickly</w:t>
+      </w:r>
+      <w:r>
+        <w:br/>
+        <w:t>Databases let you search, filter, and sort huge amounts of data in milliseconds using queries (such as SQL) and indexes.</w:t>
+      </w:r>
+    </w:p>
+    <w:p>
+      <w:pPr>
+        <w:pStyle w:val="NormalWeb"/>
+      </w:pPr>
+      <w:r>
+        <w:rPr>
+          <w:rStyle w:val="Strong"/>
+        </w:rPr>
+        <w:t>4. Managing and updating data</w:t>
+      </w:r>
+      <w:r>
+        <w:br/>
+      </w:r>
+      <w:proofErr w:type="gramStart"/>
+      <w:r>
+        <w:t>You</w:t>
+      </w:r>
+      <w:proofErr w:type="gramEnd"/>
+      <w:r>
+        <w:t xml:space="preserve"> can add, change, or delete records in a controlled way, and the system ensures changes are applied correctly.</w:t>
+      </w:r>
+    </w:p>
+    <w:p>
+      <w:pPr>
+        <w:pStyle w:val="NormalWeb"/>
+      </w:pPr>
+      <w:r>
+        <w:rPr>
+          <w:rStyle w:val="Strong"/>
+        </w:rPr>
+        <w:t>5. Maintaining accuracy and consistency</w:t>
+      </w:r>
+      <w:r>
+        <w:br/>
+        <w:t>Rules and constraints (like unique IDs or required fields) prevent duplicate, invalid, or conflicting data.</w:t>
+      </w:r>
+    </w:p>
+    <w:p>
+      <w:pPr>
+        <w:pStyle w:val="NormalWeb"/>
+      </w:pPr>
+      <w:r>
+        <w:rPr>
+          <w:rStyle w:val="Strong"/>
+        </w:rPr>
+        <w:t>6. Supporting multiple users at once</w:t>
+      </w:r>
+      <w:r>
+        <w:br/>
+      </w:r>
+      <w:proofErr w:type="gramStart"/>
+      <w:r>
+        <w:t>Many</w:t>
+      </w:r>
+      <w:proofErr w:type="gramEnd"/>
+      <w:r>
+        <w:t xml:space="preserve"> people or applications can read and write data at the same time without corrupting it.</w:t>
+      </w:r>
+    </w:p>
+    <w:p>
+      <w:pPr>
+        <w:pStyle w:val="NormalWeb"/>
+      </w:pPr>
+      <w:r>
+        <w:rPr>
+          <w:rStyle w:val="Strong"/>
+        </w:rPr>
+        <w:t>7. Securing data</w:t>
+      </w:r>
+      <w:r>
+        <w:br/>
+        <w:t>Access controls determine who can view or modify what, and backups protect against loss.</w:t>
+      </w:r>
+    </w:p>
+    <w:p>
+      <w:pPr>
+        <w:pStyle w:val="NormalWeb"/>
+      </w:pPr>
+      <w:r>
+        <w:rPr>
+          <w:rStyle w:val="Strong"/>
+        </w:rPr>
+        <w:t>A simple example:</w:t>
+      </w:r>
+      <w:r>
+        <w:t xml:space="preserve"> An online store uses a database to keep track of customers, products, inventory, and orders. When you place an order, the database records it, updates stock levels, and lets the store look up your order history later.</w:t>
+      </w:r>
+    </w:p>
+    <w:p>
+      <w:pPr>
+        <w:pStyle w:val="NormalWeb"/>
+      </w:pPr>
+      <w:r>
+        <w:t>In short, a database turns raw data into a dependable, searchable resource that applications and people can use to make decisions and run operations.</w:t>
       </w:r>
     </w:p>
     <w:p>
@@ -392,7 +504,12 @@
           <w:szCs w:val="36"/>
         </w:rPr>
       </w:pPr>
-      <w:r>
+    </w:p>
+    <w:p>
+      <w:pPr>
+        <w:spacing w:before="100" w:beforeAutospacing="1" w:after="100" w:afterAutospacing="1"/>
+        <w:ind w:left="450" w:hanging="450"/>
+        <w:outlineLvl w:val="1"/>
         <w:rPr>
           <w:rFonts w:ascii="Times New Roman" w:eastAsia="Times New Roman" w:hAnsi="Times New Roman" w:cs="Times New Roman"/>
           <w:b/>
@@ -400,6 +517,16 @@
           <w:sz w:val="36"/>
           <w:szCs w:val="36"/>
         </w:rPr>
+      </w:pPr>
+      <w:r>
+        <w:rPr>
+          <w:rFonts w:ascii="Times New Roman" w:eastAsia="Times New Roman" w:hAnsi="Times New Roman" w:cs="Times New Roman"/>
+          <w:b/>
+          <w:bCs/>
+          <w:sz w:val="36"/>
+          <w:szCs w:val="36"/>
+        </w:rPr>
+        <w:lastRenderedPageBreak/>
         <w:t>3. What do you mean by database design and database schema design?</w:t>
       </w:r>
     </w:p>
@@ -458,7 +585,17 @@
           <w:sz w:val="24"/>
           <w:szCs w:val="24"/>
         </w:rPr>
-        <w:t xml:space="preserve"> is the overarching process of designing the structure, data flow, and architecture of a database system to meet an application's requirements.</w:t>
+        <w:t xml:space="preserve"> is the overa</w:t>
+      </w:r>
+      <w:bookmarkStart w:id="0" w:name="_GoBack"/>
+      <w:bookmarkEnd w:id="0"/>
+      <w:r>
+        <w:rPr>
+          <w:rFonts w:ascii="Times New Roman" w:eastAsia="Times New Roman" w:hAnsi="Times New Roman" w:cs="Times New Roman"/>
+          <w:sz w:val="24"/>
+          <w:szCs w:val="24"/>
+        </w:rPr>
+        <w:t>rching process of designing the structure, data flow, and architecture of a database system to meet an application's requirements.</w:t>
       </w:r>
     </w:p>
     <w:p>
@@ -743,8 +880,6 @@
           <w:szCs w:val="24"/>
         </w:rPr>
       </w:pPr>
-      <w:bookmarkStart w:id="0" w:name="_GoBack"/>
-      <w:bookmarkEnd w:id="0"/>
     </w:p>
     <w:p>
       <w:pPr>
@@ -767,7 +902,6 @@
           <w:sz w:val="36"/>
           <w:szCs w:val="36"/>
         </w:rPr>
-        <w:lastRenderedPageBreak/>
         <w:t xml:space="preserve">5. Why do we use Node and </w:t>
       </w:r>
       <w:proofErr w:type="spellStart"/>
@@ -1064,6 +1198,7 @@
           <w:sz w:val="24"/>
           <w:szCs w:val="24"/>
         </w:rPr>
+        <w:lastRenderedPageBreak/>
         <w:t>Structure:</w:t>
       </w:r>
       <w:r>
@@ -4456,6 +4591,33 @@
     <w:uiPriority w:val="99"/>
     <w:rsid w:val="00C95258"/>
   </w:style>
+  <w:style w:type="paragraph" w:styleId="NormalWeb">
+    <w:name w:val="Normal (Web)"/>
+    <w:basedOn w:val="Normal"/>
+    <w:uiPriority w:val="99"/>
+    <w:semiHidden/>
+    <w:unhideWhenUsed/>
+    <w:rsid w:val="0081114D"/>
+    <w:pPr>
+      <w:spacing w:before="100" w:beforeAutospacing="1" w:after="100" w:afterAutospacing="1"/>
+    </w:pPr>
+    <w:rPr>
+      <w:rFonts w:ascii="Times New Roman" w:eastAsia="Times New Roman" w:hAnsi="Times New Roman" w:cs="Times New Roman"/>
+      <w:sz w:val="24"/>
+      <w:szCs w:val="24"/>
+    </w:rPr>
+  </w:style>
+  <w:style w:type="character" w:styleId="Strong">
+    <w:name w:val="Strong"/>
+    <w:basedOn w:val="DefaultParagraphFont"/>
+    <w:uiPriority w:val="22"/>
+    <w:qFormat/>
+    <w:rsid w:val="0081114D"/>
+    <w:rPr>
+      <w:b/>
+      <w:bCs/>
+    </w:rPr>
+  </w:style>
 </w:styles>
 </file>
 
@@ -4846,6 +5008,33 @@
     <w:uiPriority w:val="99"/>
     <w:rsid w:val="00C95258"/>
   </w:style>
+  <w:style w:type="paragraph" w:styleId="NormalWeb">
+    <w:name w:val="Normal (Web)"/>
+    <w:basedOn w:val="Normal"/>
+    <w:uiPriority w:val="99"/>
+    <w:semiHidden/>
+    <w:unhideWhenUsed/>
+    <w:rsid w:val="0081114D"/>
+    <w:pPr>
+      <w:spacing w:before="100" w:beforeAutospacing="1" w:after="100" w:afterAutospacing="1"/>
+    </w:pPr>
+    <w:rPr>
+      <w:rFonts w:ascii="Times New Roman" w:eastAsia="Times New Roman" w:hAnsi="Times New Roman" w:cs="Times New Roman"/>
+      <w:sz w:val="24"/>
+      <w:szCs w:val="24"/>
+    </w:rPr>
+  </w:style>
+  <w:style w:type="character" w:styleId="Strong">
+    <w:name w:val="Strong"/>
+    <w:basedOn w:val="DefaultParagraphFont"/>
+    <w:uiPriority w:val="22"/>
+    <w:qFormat/>
+    <w:rsid w:val="0081114D"/>
+    <w:rPr>
+      <w:b/>
+      <w:bCs/>
+    </w:rPr>
+  </w:style>
 </w:styles>
 </file>
 
